--- a/zaini_case_audit_output/outputs/word/documents/157_صفحة 3 من تقديم الشكوى.docx
+++ b/zaini_case_audit_output/outputs/word/documents/157_صفحة 3 من تقديم الشكوى.docx
@@ -78,7 +78,7 @@
           <w:b w:val="0"/>
           <w:i w:val="0"/>
         </w:rPr>
-        <w:t>ءاضقلل ىلعألا سلجملا | ةينورتكلإلا يوكشلا ةمدخ</w:t>
+        <w:t>خدمة الشكوي الإلكترونية | المجلس الأعلى للقضاء</w:t>
       </w:r>
     </w:p>
     <w:p>
@@ -104,7 +104,7 @@
           <w:b w:val="0"/>
           <w:i w:val="0"/>
         </w:rPr>
-        <w:t>°ó</w:t>
+        <w:t>ó°</w:t>
       </w:r>
     </w:p>
     <w:p>
@@ -143,7 +143,7 @@
           <w:b w:val="0"/>
           <w:i w:val="0"/>
         </w:rPr>
-        <w:t>4⁄3°ó 1445/01/01</w:t>
+        <w:t>1445/01/01 ó°3⁄4</w:t>
       </w:r>
     </w:p>
     <w:p>
@@ -533,7 +533,7 @@
           <w:b w:val="0"/>
           <w:i w:val="0"/>
         </w:rPr>
-        <w:t>°ó</w:t>
+        <w:t>ó°</w:t>
       </w:r>
     </w:p>
     <w:p>
@@ -600,23 +600,23 @@
           <w:b w:val="0"/>
           <w:i w:val="0"/>
         </w:rPr>
-        <w:t>(1#)[1#\]</w:t>
+        <w:t>[\#1](#1)</w:t>
         <w:br/>
         <w:t>&lt;https://complaints.scj.gov.sa/&gt;</w:t>
         <w:br/>
         <w:t>&lt;https://complaints.scj.gov.sa/profile&gt;</w:t>
         <w:br/>
-        <w:t>&lt;contact#https://www.scj.gov.sa/&gt;</w:t>
+        <w:t>&lt;https://www.scj.gov.sa/#contact&gt;</w:t>
         <w:br/>
-        <w:t>&lt;'/'https://complaints.scj.gov.sa/&gt;</w:t>
+        <w:t>&lt;https://complaints.scj.gov.sa/'/'&gt;</w:t>
         <w:br/>
-        <w:t>&lt;contact#https://www.scj.gov.sa/&gt;</w:t>
+        <w:t>&lt;https://www.scj.gov.sa/#contact&gt;</w:t>
         <w:br/>
-        <w:t>&lt;'/'https://complaints.scj.gov.sa/&gt;</w:t>
+        <w:t>&lt;https://complaints.scj.gov.sa/'/'&gt;</w:t>
         <w:br/>
         <w:t>&lt;https://complaints.scj.gov.sa/&gt;</w:t>
         <w:br/>
-        <w:t>https://complaints&gt;</w:t>
+        <w:t>&lt;https://complaints</w:t>
       </w:r>
     </w:p>
     <w:sectPr>

--- a/zaini_case_audit_output/outputs/word/documents/157_صفحة 3 من تقديم الشكوى.docx
+++ b/zaini_case_audit_output/outputs/word/documents/157_صفحة 3 من تقديم الشكوى.docx
@@ -78,7 +78,7 @@
           <w:b w:val="0"/>
           <w:i w:val="0"/>
         </w:rPr>
-        <w:t>خدمة الشكوي الإلكترونية | المجلس الأعلى للقضاء</w:t>
+        <w:t>ءاضقلل ىلعألا سلجملا | ةينورتكلإلا يوكشلا ةمدخ</w:t>
       </w:r>
     </w:p>
     <w:p>
@@ -130,7 +130,7 @@
           <w:b w:val="0"/>
           <w:i w:val="0"/>
         </w:rPr>
-        <w:t>تار يخ تسليم الحكم</w:t>
+        <w:t>مكحلا ميلست خي رات</w:t>
       </w:r>
     </w:p>
     <w:p>
@@ -156,7 +156,7 @@
           <w:b w:val="0"/>
           <w:i w:val="0"/>
         </w:rPr>
-        <w:t>اسم العائلة</w:t>
+        <w:t>ةلئاعلا مسا</w:t>
       </w:r>
     </w:p>
     <w:p>
@@ -169,7 +169,7 @@
           <w:b w:val="0"/>
           <w:i w:val="0"/>
         </w:rPr>
-        <w:t>زيين</w:t>
+        <w:t>نييز</w:t>
       </w:r>
     </w:p>
     <w:p>
@@ -182,7 +182,7 @@
           <w:b w:val="0"/>
           <w:i w:val="0"/>
         </w:rPr>
-        <w:t>تار يخ النطق بالحكم</w:t>
+        <w:t>مكحلاب قطنلا خي رات</w:t>
       </w:r>
     </w:p>
     <w:p>
@@ -221,7 +221,7 @@
           <w:b w:val="0"/>
           <w:i w:val="0"/>
         </w:rPr>
-        <w:t>اسم الجد</w:t>
+        <w:t>دجلا مسا</w:t>
       </w:r>
     </w:p>
     <w:p>
@@ -234,7 +234,7 @@
           <w:b w:val="0"/>
           <w:i w:val="0"/>
         </w:rPr>
-        <w:t>بن عباس</w:t>
+        <w:t>سابع نب</w:t>
       </w:r>
     </w:p>
     <w:p>
@@ -247,7 +247,7 @@
           <w:b w:val="0"/>
           <w:i w:val="0"/>
         </w:rPr>
-        <w:t>رقم الجوال</w:t>
+        <w:t>لاوجلا مقر</w:t>
       </w:r>
     </w:p>
     <w:p>
@@ -286,7 +286,7 @@
           <w:b w:val="0"/>
           <w:i w:val="0"/>
         </w:rPr>
-        <w:t>رقم القضية</w:t>
+        <w:t>ةيضقلا مقر</w:t>
       </w:r>
     </w:p>
     <w:p>
@@ -312,7 +312,7 @@
           <w:b w:val="0"/>
           <w:i w:val="0"/>
         </w:rPr>
-        <w:t>4⁄3¡°ó المساعدة μ­°ó بيانايت °ó الرئيسية</w:t>
+        <w:t>ةيسيئرلا ó° تيانايب ó°­μ ةدعاسملا ó°¡3⁄4</w:t>
       </w:r>
     </w:p>
     <w:p>
@@ -325,7 +325,7 @@
           <w:b w:val="0"/>
           <w:i w:val="0"/>
         </w:rPr>
-        <w:t>اسم األب</w:t>
+        <w:t>بلأا مسا</w:t>
       </w:r>
     </w:p>
     <w:p>
@@ -351,7 +351,7 @@
           <w:b w:val="0"/>
           <w:i w:val="0"/>
         </w:rPr>
-        <w:t>الجنسية</w:t>
+        <w:t>ةيسنجلا</w:t>
       </w:r>
     </w:p>
     <w:p>
@@ -364,7 +364,7 @@
           <w:b w:val="0"/>
           <w:i w:val="0"/>
         </w:rPr>
-        <w:t>العربية السعود</w:t>
+        <w:t>دوعسلا ةيبرعلا</w:t>
       </w:r>
     </w:p>
     <w:p>
@@ -377,7 +377,7 @@
           <w:b w:val="0"/>
           <w:i w:val="0"/>
         </w:rPr>
-        <w:t>وصف الشكوى *\</w:t>
+        <w:t>\* ىوكشلا فصو</w:t>
       </w:r>
     </w:p>
     <w:p>
@@ -390,7 +390,7 @@
           <w:b w:val="0"/>
           <w:i w:val="0"/>
         </w:rPr>
-        <w:t>°ó االحكام النهائية</w:t>
+        <w:t>ةيئاهنلا ماكحلاا ó°</w:t>
       </w:r>
     </w:p>
     <w:p>
@@ -429,7 +429,7 @@
           <w:b w:val="0"/>
           <w:i w:val="0"/>
         </w:rPr>
-        <w:t>التصنيف الرئييس</w:t>
+        <w:t>سييئرلا فينصتلا</w:t>
       </w:r>
     </w:p>
     <w:p>
@@ -442,7 +442,7 @@
           <w:b w:val="0"/>
           <w:i w:val="0"/>
         </w:rPr>
-        <w:t>°ó األحكام</w:t>
+        <w:t>ماكحلأا ó°</w:t>
       </w:r>
     </w:p>
     <w:p>
@@ -481,7 +481,7 @@
           <w:b w:val="0"/>
           <w:i w:val="0"/>
         </w:rPr>
-        <w:t>االسم األول</w:t>
+        <w:t>لولأا مسلاا</w:t>
       </w:r>
     </w:p>
     <w:p>
@@ -494,7 +494,7 @@
           <w:b w:val="0"/>
           <w:i w:val="0"/>
         </w:rPr>
-        <w:t>أسامه</w:t>
+        <w:t>هماسأ</w:t>
       </w:r>
     </w:p>
     <w:p>
@@ -507,7 +507,7 @@
           <w:b w:val="0"/>
           <w:i w:val="0"/>
         </w:rPr>
-        <w:t>تقديم °ó السابق إلغاء</w:t>
+        <w:t>ءاغلإ قباسلا ó° ميدقت</w:t>
       </w:r>
     </w:p>
     <w:p>
@@ -546,7 +546,7 @@
           <w:b w:val="0"/>
           <w:i w:val="0"/>
         </w:rPr>
-        <w:t>الطلب *\</w:t>
+        <w:t>\* بلطلا</w:t>
       </w:r>
     </w:p>
     <w:p>
@@ -559,7 +559,7 @@
           <w:b w:val="0"/>
           <w:i w:val="0"/>
         </w:rPr>
-        <w:t>°ó النظر يف المخالفة</w:t>
+        <w:t>ةفلاخملا في رظنلا ó°</w:t>
       </w:r>
     </w:p>
     <w:p>
@@ -572,7 +572,7 @@
           <w:b w:val="0"/>
           <w:i w:val="0"/>
         </w:rPr>
-        <w:t>4⁄3¡°ó المساعدة μ­°ó بيانايت °ó الرئيسية</w:t>
+        <w:t>ةيسيئرلا ó° تيانايب ó°­μ ةدعاسملا ó°¡3⁄4</w:t>
       </w:r>
     </w:p>
     <w:p>

--- a/zaini_case_audit_output/outputs/word/documents/157_صفحة 3 من تقديم الشكوى.docx
+++ b/zaini_case_audit_output/outputs/word/documents/157_صفحة 3 من تقديم الشكوى.docx
@@ -520,7 +520,7 @@
           <w:b w:val="0"/>
           <w:i w:val="0"/>
         </w:rPr>
-        <w:t>تواصل معنا المساعدة عن المجلس المجلس األعلى للقضاء ©</w:t>
+        <w:t>تواصل معنا المساعدة عن المجلس األعلى للقضاء ©</w:t>
       </w:r>
     </w:p>
     <w:p>

--- a/zaini_case_audit_output/outputs/word/documents/157_صفحة 3 من تقديم الشكوى.docx
+++ b/zaini_case_audit_output/outputs/word/documents/157_صفحة 3 من تقديم الشكوى.docx
@@ -286,7 +286,7 @@
           <w:b w:val="0"/>
           <w:i w:val="0"/>
         </w:rPr>
-        <w:t>ةيضقلا مقر</w:t>
+        <w:t>رقم القضية</w:t>
       </w:r>
     </w:p>
     <w:p>

--- a/zaini_case_audit_output/outputs/word/documents/157_صفحة 3 من تقديم الشكوى.docx
+++ b/zaini_case_audit_output/outputs/word/documents/157_صفحة 3 من تقديم الشكوى.docx
@@ -70,14 +70,13 @@
     <w:p/>
     <w:p>
       <w:pPr>
+        <w:pStyle w:val="Heading2"/>
         <w:jc w:val="right"/>
         <w:bidi/>
       </w:pPr>
       <w:r>
-        <w:rPr>
-          <w:b w:val="0"/>
-          <w:i w:val="0"/>
-        </w:rPr>
+        <w:t>[المتن الفعلي: الوقائع / الأسباب / المنطوق] ===</w:t>
+        <w:br/>
         <w:t>ءاضقلل ىلعألا سلجملا | ةينورتكلإلا يوكشلا ةمدخ</w:t>
       </w:r>
     </w:p>
@@ -304,27 +303,25 @@
     </w:p>
     <w:p>
       <w:pPr>
+        <w:pStyle w:val="Heading2"/>
         <w:jc w:val="right"/>
         <w:bidi/>
       </w:pPr>
       <w:r>
-        <w:rPr>
-          <w:b w:val="0"/>
-          <w:i w:val="0"/>
-        </w:rPr>
+        <w:t>[بيانات الأطراف: المدعي / المدعى عليه / الحاضرون] ===</w:t>
+        <w:br/>
         <w:t>ةيسيئرلا ó° تيانايب ó°­μ ةدعاسملا ó°¡3⁄4</w:t>
       </w:r>
     </w:p>
     <w:p>
       <w:pPr>
+        <w:pStyle w:val="Heading2"/>
         <w:jc w:val="right"/>
         <w:bidi/>
       </w:pPr>
       <w:r>
-        <w:rPr>
-          <w:b w:val="0"/>
-          <w:i w:val="0"/>
-        </w:rPr>
+        <w:t>[المتن الفعلي: الوقائع / الأسباب / المنطوق] ===</w:t>
+        <w:br/>
         <w:t>بلأا مسا</w:t>
       </w:r>
     </w:p>
@@ -377,7 +374,7 @@
           <w:b w:val="0"/>
           <w:i w:val="0"/>
         </w:rPr>
-        <w:t>\* ىوكشلا فصو</w:t>
+        <w:t>وصف الشكوى *\</w:t>
       </w:r>
     </w:p>
     <w:p>
@@ -447,27 +444,25 @@
     </w:p>
     <w:p>
       <w:pPr>
+        <w:pStyle w:val="Heading2"/>
         <w:jc w:val="right"/>
         <w:bidi/>
       </w:pPr>
       <w:r>
-        <w:rPr>
-          <w:b w:val="0"/>
-          <w:i w:val="0"/>
-        </w:rPr>
+        <w:t>[بيانات الأطراف: المدعي / المدعى عليه / الحاضرون] ===</w:t>
+        <w:br/>
         <w:t>رقم الهوية</w:t>
       </w:r>
     </w:p>
     <w:p>
       <w:pPr>
+        <w:pStyle w:val="Heading2"/>
         <w:jc w:val="right"/>
         <w:bidi/>
       </w:pPr>
       <w:r>
-        <w:rPr>
-          <w:b w:val="0"/>
-          <w:i w:val="0"/>
-        </w:rPr>
+        <w:t>[المتن الفعلي: الوقائع / الأسباب / المنطوق] ===</w:t>
+        <w:br/>
         <w:t>008017301</w:t>
       </w:r>
     </w:p>
@@ -564,27 +559,25 @@
     </w:p>
     <w:p>
       <w:pPr>
+        <w:pStyle w:val="Heading2"/>
         <w:jc w:val="right"/>
         <w:bidi/>
       </w:pPr>
       <w:r>
-        <w:rPr>
-          <w:b w:val="0"/>
-          <w:i w:val="0"/>
-        </w:rPr>
+        <w:t>[بيانات الأطراف: المدعي / المدعى عليه / الحاضرون] ===</w:t>
+        <w:br/>
         <w:t>ةيسيئرلا ó° تيانايب ó°­μ ةدعاسملا ó°¡3⁄4</w:t>
       </w:r>
     </w:p>
     <w:p>
       <w:pPr>
+        <w:pStyle w:val="Heading2"/>
         <w:jc w:val="right"/>
         <w:bidi/>
       </w:pPr>
       <w:r>
-        <w:rPr>
-          <w:b w:val="0"/>
-          <w:i w:val="0"/>
-        </w:rPr>
+        <w:t>[المتن الفعلي: الوقائع / الأسباب / المنطوق] ===</w:t>
+        <w:br/>
         <w:t>&lt;https://complaints.scj.gov.sa/complaint&gt;</w:t>
         <w:br/>
         <w:t>&lt;https://complaints.scj.gov.sa/&gt;</w:t>
@@ -605,12 +598,52 @@
         <w:t>&lt;https://complaints.scj.gov.sa/&gt;</w:t>
         <w:br/>
         <w:t>&lt;https://complaints.scj.gov.sa/profile&gt;</w:t>
+      </w:r>
+    </w:p>
+    <w:p>
+      <w:pPr>
+        <w:pStyle w:val="Heading2"/>
+        <w:jc w:val="right"/>
+        <w:bidi/>
+      </w:pPr>
+      <w:r>
+        <w:t>[ترويسة / كليشة رسمية — معلومات متكررة] ===</w:t>
         <w:br/>
         <w:t>&lt;https://www.scj.gov.sa/#contact&gt;</w:t>
+      </w:r>
+    </w:p>
+    <w:p>
+      <w:pPr>
+        <w:pStyle w:val="Heading2"/>
+        <w:jc w:val="right"/>
+        <w:bidi/>
+      </w:pPr>
+      <w:r>
+        <w:t>[المتن الفعلي: الوقائع / الأسباب / المنطوق] ===</w:t>
         <w:br/>
         <w:t>&lt;https://complaints.scj.gov.sa/'/'&gt;</w:t>
+      </w:r>
+    </w:p>
+    <w:p>
+      <w:pPr>
+        <w:pStyle w:val="Heading2"/>
+        <w:jc w:val="right"/>
+        <w:bidi/>
+      </w:pPr>
+      <w:r>
+        <w:t>[ترويسة / كليشة رسمية — معلومات متكررة] ===</w:t>
         <w:br/>
         <w:t>&lt;https://www.scj.gov.sa/#contact&gt;</w:t>
+      </w:r>
+    </w:p>
+    <w:p>
+      <w:pPr>
+        <w:pStyle w:val="Heading2"/>
+        <w:jc w:val="right"/>
+        <w:bidi/>
+      </w:pPr>
+      <w:r>
+        <w:t>[المتن الفعلي: الوقائع / الأسباب / المنطوق] ===</w:t>
         <w:br/>
         <w:t>&lt;https://complaints.scj.gov.sa/'/'&gt;</w:t>
         <w:br/>

--- a/zaini_case_audit_output/outputs/word/documents/157_صفحة 3 من تقديم الشكوى.docx
+++ b/zaini_case_audit_output/outputs/word/documents/157_صفحة 3 من تقديم الشكوى.docx
@@ -75,21 +75,20 @@
         <w:bidi/>
       </w:pPr>
       <w:r>
-        <w:t>[المتن الفعلي: الوقائع / الأسباب / المنطوق] ===</w:t>
+        <w:t>[المُرسَل إليه / المخاطَب والتحية] ===</w:t>
         <w:br/>
-        <w:t>ءاضقلل ىلعألا سلجملا | ةينورتكلإلا يوكشلا ةمدخ</w:t>
+        <w:t>خدمة الشكوي الإلكترونية | المجلس الأعلى للقضاء</w:t>
       </w:r>
     </w:p>
     <w:p>
       <w:pPr>
+        <w:pStyle w:val="Heading2"/>
         <w:jc w:val="right"/>
         <w:bidi/>
       </w:pPr>
       <w:r>
-        <w:rPr>
-          <w:b w:val="0"/>
-          <w:i w:val="0"/>
-        </w:rPr>
+        <w:t>[المتن الفعلي: الوقائع / الأسباب / المنطوق] ===</w:t>
+        <w:br/>
         <w:t>°ó خدمة الشكوى اإللكرتونية شكوى جديدة شكوى جديدة</w:t>
       </w:r>
     </w:p>
@@ -129,7 +128,7 @@
           <w:b w:val="0"/>
           <w:i w:val="0"/>
         </w:rPr>
-        <w:t>مكحلا ميلست خي رات</w:t>
+        <w:t>تار يخ تسليم الحكم</w:t>
       </w:r>
     </w:p>
     <w:p>
@@ -181,7 +180,7 @@
           <w:b w:val="0"/>
           <w:i w:val="0"/>
         </w:rPr>
-        <w:t>مكحلاب قطنلا خي رات</w:t>
+        <w:t>تار يخ النطق بالحكم</w:t>
       </w:r>
     </w:p>
     <w:p>
@@ -238,27 +237,25 @@
     </w:p>
     <w:p>
       <w:pPr>
+        <w:pStyle w:val="Heading2"/>
         <w:jc w:val="right"/>
         <w:bidi/>
       </w:pPr>
       <w:r>
-        <w:rPr>
-          <w:b w:val="0"/>
-          <w:i w:val="0"/>
-        </w:rPr>
-        <w:t>لاوجلا مقر</w:t>
+        <w:t>[بيانات الأطراف: المدعي / المدعى عليه / الحاضرون] ===</w:t>
+        <w:br/>
+        <w:t>رقم الجوال</w:t>
       </w:r>
     </w:p>
     <w:p>
       <w:pPr>
+        <w:pStyle w:val="Heading2"/>
         <w:jc w:val="right"/>
         <w:bidi/>
       </w:pPr>
       <w:r>
-        <w:rPr>
-          <w:b w:val="0"/>
-          <w:i w:val="0"/>
-        </w:rPr>
+        <w:t>[المتن الفعلي: الوقائع / الأسباب / المنطوق] ===</w:t>
+        <w:br/>
         <w:t>556355663</w:t>
       </w:r>
     </w:p>
@@ -308,9 +305,9 @@
         <w:bidi/>
       </w:pPr>
       <w:r>
-        <w:t>[بيانات الأطراف: المدعي / المدعى عليه / الحاضرون] ===</w:t>
+        <w:t>[المُرسَل إليه / المخاطَب والتحية] ===</w:t>
         <w:br/>
-        <w:t>ةيسيئرلا ó° تيانايب ó°­μ ةدعاسملا ó°¡3⁄4</w:t>
+        <w:t>4⁄3¡°ó المساعدة μ­°ó بيانايت °ó الرئيسية</w:t>
       </w:r>
     </w:p>
     <w:p>
@@ -340,28 +337,26 @@
     </w:p>
     <w:p>
       <w:pPr>
+        <w:pStyle w:val="Heading2"/>
         <w:jc w:val="right"/>
         <w:bidi/>
       </w:pPr>
       <w:r>
-        <w:rPr>
-          <w:b w:val="0"/>
-          <w:i w:val="0"/>
-        </w:rPr>
-        <w:t>ةيسنجلا</w:t>
+        <w:t>[بيانات الأطراف: المدعي / المدعى عليه / الحاضرون] ===</w:t>
+        <w:br/>
+        <w:t>الجنسية</w:t>
       </w:r>
     </w:p>
     <w:p>
       <w:pPr>
+        <w:pStyle w:val="Heading2"/>
         <w:jc w:val="right"/>
         <w:bidi/>
       </w:pPr>
       <w:r>
-        <w:rPr>
-          <w:b w:val="0"/>
-          <w:i w:val="0"/>
-        </w:rPr>
-        <w:t>دوعسلا ةيبرعلا</w:t>
+        <w:t>[المتن الفعلي: الوقائع / الأسباب / المنطوق] ===</w:t>
+        <w:br/>
+        <w:t>العربية السعود</w:t>
       </w:r>
     </w:p>
     <w:p>
@@ -564,9 +559,9 @@
         <w:bidi/>
       </w:pPr>
       <w:r>
-        <w:t>[بيانات الأطراف: المدعي / المدعى عليه / الحاضرون] ===</w:t>
+        <w:t>[المُرسَل إليه / المخاطَب والتحية] ===</w:t>
         <w:br/>
-        <w:t>ةيسيئرلا ó° تيانايب ó°­μ ةدعاسملا ó°¡3⁄4</w:t>
+        <w:t>4⁄3¡°ó المساعدة μ­°ó بيانايت °ó الرئيسية</w:t>
       </w:r>
     </w:p>
     <w:p>

--- a/zaini_case_audit_output/outputs/word/documents/157_صفحة 3 من تقديم الشكوى.docx
+++ b/zaini_case_audit_output/outputs/word/documents/157_صفحة 3 من تقديم الشكوى.docx
@@ -232,7 +232,7 @@
           <w:b w:val="0"/>
           <w:i w:val="0"/>
         </w:rPr>
-        <w:t>سابع نب</w:t>
+        <w:t>بن عباس</w:t>
       </w:r>
     </w:p>
     <w:p>
@@ -484,7 +484,7 @@
           <w:b w:val="0"/>
           <w:i w:val="0"/>
         </w:rPr>
-        <w:t>هماسأ</w:t>
+        <w:t>أسامه</w:t>
       </w:r>
     </w:p>
     <w:p>
